--- a/files/marked/IS-004-03風險評鑑報告.docx
+++ b/files/marked/IS-004-03風險評鑑報告.docx
@@ -92,34 +92,7 @@
               </w:rPr>
             </w:pPr>
             <w:r>
-              <w:rPr>
-                <w:rFonts w:hint="eastAsia"/>
-                <w:b/>
-                <w:color w:val="000000"/>
-                <w:sz w:val="56"/>
-                <w:szCs w:val="56"/>
-              </w:rPr>
-              <w:t>OOOO</w:t>
-            </w:r>
-            <w:r>
-              <w:rPr>
-                <w:rFonts w:hint="eastAsia"/>
-                <w:b/>
-                <w:color w:val="000000"/>
-                <w:sz w:val="56"/>
-                <w:szCs w:val="56"/>
-              </w:rPr>
-              <w:t>股份</w:t>
-            </w:r>
-            <w:r>
-              <w:rPr>
-                <w:rFonts w:hint="eastAsia"/>
-                <w:b/>
-                <w:color w:val="000000"/>
-                <w:sz w:val="56"/>
-                <w:szCs w:val="56"/>
-              </w:rPr>
-              <w:t>有限公司</w:t>
+              <w:t>{{company_name}}</w:t>
             </w:r>
           </w:p>
         </w:tc>
@@ -1022,82 +995,9 @@
           <w:szCs w:val="28"/>
         </w:rPr>
       </w:pPr>
-      <w:bookmarkStart w:id="3" w:name="_Toc234032403"/>
-      <w:bookmarkStart w:id="4" w:name="_Toc234380611"/>
-      <w:bookmarkStart w:id="5" w:name="_Toc234650835"/>
-      <w:bookmarkStart w:id="6" w:name="_Toc235514523"/>
-      <w:r>
-        <w:rPr>
-          <w:rFonts w:hAnsi="標楷體" w:hint="eastAsia"/>
-          <w:bCs/>
-          <w:color w:val="000000"/>
-          <w:sz w:val="28"/>
-          <w:szCs w:val="28"/>
-        </w:rPr>
-        <w:t>依據</w:t>
-      </w:r>
-      <w:r>
-        <w:rPr>
-          <w:rFonts w:hint="eastAsia"/>
-          <w:sz w:val="28"/>
-          <w:szCs w:val="28"/>
-        </w:rPr>
-        <w:t>經</w:t>
-      </w:r>
-      <w:r>
-        <w:rPr>
-          <w:rFonts w:hint="eastAsia"/>
-          <w:sz w:val="28"/>
-          <w:szCs w:val="28"/>
-        </w:rPr>
-        <w:t>OOOO</w:t>
-      </w:r>
-      <w:r>
-        <w:rPr>
-          <w:rFonts w:hint="eastAsia"/>
-          <w:sz w:val="28"/>
-          <w:szCs w:val="28"/>
-        </w:rPr>
-        <w:t>股份</w:t>
-      </w:r>
-      <w:r>
-        <w:rPr>
-          <w:rFonts w:hint="eastAsia"/>
-          <w:sz w:val="28"/>
-          <w:szCs w:val="28"/>
-        </w:rPr>
-        <w:t>有限公司</w:t>
-      </w:r>
-      <w:r>
-        <w:rPr>
-          <w:rFonts w:hint="eastAsia"/>
-          <w:sz w:val="28"/>
-          <w:szCs w:val="28"/>
-        </w:rPr>
-        <w:t>（以下簡稱本公司）</w:t>
-      </w:r>
-      <w:r>
-        <w:rPr>
-          <w:rFonts w:hAnsi="標楷體" w:hint="eastAsia"/>
-          <w:bCs/>
-          <w:color w:val="000000"/>
-          <w:sz w:val="28"/>
-          <w:szCs w:val="28"/>
-        </w:rPr>
-        <w:t>營運承辦業務相關作業流程之資訊資產</w:t>
-      </w:r>
-      <w:r>
-        <w:rPr>
-          <w:rFonts w:hint="eastAsia"/>
-          <w:sz w:val="28"/>
-          <w:szCs w:val="28"/>
-        </w:rPr>
-        <w:t>，評估相關資產可能的資訊安全弱點、威脅與風險後，提出風險評鑑結果與可接受風險值建議。</w:t>
-      </w:r>
-      <w:bookmarkEnd w:id="3"/>
-      <w:bookmarkEnd w:id="4"/>
-      <w:bookmarkEnd w:id="5"/>
-      <w:bookmarkEnd w:id="6"/>
+      <w:r>
+        <w:t>依據經{{company_name}}（以下簡稱本公司）營運承辦業務相關作業流程之資訊資產，評估相關資產可能的資訊安全弱點、威脅與風險後，提出風險評鑑結果與可接受風險值建議。</w:t>
+      </w:r>
     </w:p>
     <w:p>
       <w:pPr>
@@ -1945,29 +1845,7 @@
         </w:rPr>
       </w:pPr>
       <w:r>
-        <w:rPr>
-          <w:rFonts w:hint="eastAsia"/>
-          <w:sz w:val="28"/>
-          <w:szCs w:val="28"/>
-        </w:rPr>
-        <w:t>可接受風險值之判斷與建議係考量各資訊資產價值、威脅發生之可能性以及弱點受威脅利用之容易度，所對應產出之風險分布來判斷。本次風險評鑑作業之可接受風險值，建議值為</w:t>
-      </w:r>
-      <w:r>
-        <w:rPr>
-          <w:color w:val="FF0000"/>
-          <w:sz w:val="28"/>
-          <w:szCs w:val="28"/>
-          <w:highlight w:val="yellow"/>
-        </w:rPr>
-        <w:t>XX</w:t>
-      </w:r>
-      <w:r>
-        <w:rPr>
-          <w:rFonts w:hint="eastAsia"/>
-          <w:sz w:val="28"/>
-          <w:szCs w:val="28"/>
-        </w:rPr>
-        <w:t>。</w:t>
+        <w:t>可接受風險值之判斷與建議係考量各資訊資產價值、威脅發生之可能性以及弱點受威脅利用之容易度，所對應產出之風險分布來判斷。本次風險評鑑作業之可接受風險值，建議值為{{acceptable_risk_level}}。</w:t>
       </w:r>
     </w:p>
     <w:p>
@@ -3934,120 +3812,7 @@
         </w:rPr>
       </w:pPr>
       <w:r>
-        <w:rPr>
-          <w:rFonts w:hint="eastAsia"/>
-          <w:sz w:val="28"/>
-          <w:szCs w:val="28"/>
-        </w:rPr>
-        <w:t>本次風險評鑑作業，</w:t>
-      </w:r>
-      <w:r>
-        <w:rPr>
-          <w:sz w:val="28"/>
-          <w:szCs w:val="28"/>
-        </w:rPr>
-        <w:t xml:space="preserve"> </w:t>
-      </w:r>
-      <w:r>
-        <w:rPr>
-          <w:rFonts w:hint="eastAsia"/>
-          <w:sz w:val="28"/>
-          <w:szCs w:val="28"/>
-        </w:rPr>
-        <w:t>依據其業務相關之資訊資產，並參照「</w:t>
-      </w:r>
-      <w:r>
-        <w:rPr>
-          <w:rFonts w:hint="eastAsia"/>
-          <w:sz w:val="28"/>
-          <w:szCs w:val="28"/>
-        </w:rPr>
-        <w:t>風險評鑑管理程序</w:t>
-      </w:r>
-      <w:r>
-        <w:rPr>
-          <w:rFonts w:hint="eastAsia"/>
-          <w:sz w:val="28"/>
-          <w:szCs w:val="28"/>
-        </w:rPr>
-        <w:t>」之規範執行風險評鑑，依建議之可接受風險值</w:t>
-      </w:r>
-      <w:r>
-        <w:rPr>
-          <w:sz w:val="28"/>
-          <w:szCs w:val="28"/>
-          <w:highlight w:val="yellow"/>
-        </w:rPr>
-        <w:t>XX</w:t>
-      </w:r>
-      <w:r>
-        <w:rPr>
-          <w:sz w:val="28"/>
-          <w:szCs w:val="28"/>
-          <w:highlight w:val="yellow"/>
-        </w:rPr>
-        <w:t>(</w:t>
-      </w:r>
-      <w:r>
-        <w:rPr>
-          <w:rFonts w:hint="eastAsia"/>
-          <w:sz w:val="28"/>
-          <w:szCs w:val="28"/>
-          <w:highlight w:val="yellow"/>
-        </w:rPr>
-        <w:t>含</w:t>
-      </w:r>
-      <w:r>
-        <w:rPr>
-          <w:rFonts w:hint="eastAsia"/>
-          <w:sz w:val="28"/>
-          <w:szCs w:val="28"/>
-          <w:highlight w:val="yellow"/>
-        </w:rPr>
-        <w:t>)</w:t>
-      </w:r>
-      <w:r>
-        <w:rPr>
-          <w:rFonts w:hint="eastAsia"/>
-          <w:sz w:val="28"/>
-          <w:szCs w:val="28"/>
-        </w:rPr>
-        <w:t>，</w:t>
-      </w:r>
-      <w:r>
-        <w:rPr>
-          <w:rFonts w:hint="eastAsia"/>
-          <w:sz w:val="28"/>
-          <w:szCs w:val="28"/>
-          <w:highlight w:val="yellow"/>
-        </w:rPr>
-        <w:t>超出可接受風險值計軟體系統類</w:t>
-      </w:r>
-      <w:r>
-        <w:rPr>
-          <w:rFonts w:hint="eastAsia"/>
-          <w:sz w:val="28"/>
-          <w:szCs w:val="28"/>
-          <w:highlight w:val="yellow"/>
-        </w:rPr>
-        <w:t>1</w:t>
-      </w:r>
-      <w:r>
-        <w:rPr>
-          <w:rFonts w:hint="eastAsia"/>
-          <w:sz w:val="28"/>
-          <w:szCs w:val="28"/>
-          <w:highlight w:val="yellow"/>
-        </w:rPr>
-        <w:t>項。</w:t>
-      </w:r>
-      <w:r>
-        <w:rPr>
-          <w:rFonts w:hint="eastAsia"/>
-          <w:sz w:val="28"/>
-          <w:szCs w:val="28"/>
-        </w:rPr>
-        <w:t>。</w:t>
+        <w:t>本次風險評鑑作業， 依據其業務相關之資訊資產，並參照「風險評鑑管理程序」之規範執行風險評鑑，依建議之可接受風險值{{acceptable_risk_level}}(含)，超出可接受風險值計軟體系統類1項。。</w:t>
       </w:r>
     </w:p>
     <w:p>
@@ -4104,81 +3869,7 @@
         </w:rPr>
       </w:pPr>
       <w:r>
-        <w:rPr>
-          <w:rFonts w:hint="eastAsia"/>
-          <w:sz w:val="28"/>
-          <w:szCs w:val="28"/>
-        </w:rPr>
-        <w:t>依據所建議之可接受風險值</w:t>
-      </w:r>
-      <w:r>
-        <w:rPr>
-          <w:sz w:val="28"/>
-          <w:szCs w:val="28"/>
-        </w:rPr>
-        <w:t>XX</w:t>
-      </w:r>
-      <w:r>
-        <w:rPr>
-          <w:sz w:val="28"/>
-          <w:szCs w:val="28"/>
-        </w:rPr>
-        <w:t>(</w:t>
-      </w:r>
-      <w:r>
-        <w:rPr>
-          <w:rFonts w:hint="eastAsia"/>
-          <w:sz w:val="28"/>
-          <w:szCs w:val="28"/>
-        </w:rPr>
-        <w:t>含</w:t>
-      </w:r>
-      <w:r>
-        <w:rPr>
-          <w:rFonts w:hint="eastAsia"/>
-          <w:sz w:val="28"/>
-          <w:szCs w:val="28"/>
-        </w:rPr>
-        <w:t>)</w:t>
-      </w:r>
-      <w:r>
-        <w:rPr>
-          <w:rFonts w:hint="eastAsia"/>
-          <w:sz w:val="28"/>
-          <w:szCs w:val="28"/>
-        </w:rPr>
-        <w:t>為基準，</w:t>
-      </w:r>
-      <w:r>
-        <w:rPr>
-          <w:rFonts w:hint="eastAsia"/>
-          <w:sz w:val="28"/>
-          <w:szCs w:val="28"/>
-        </w:rPr>
-        <w:t>資訊資產風險值高於</w:t>
-      </w:r>
-      <w:r>
-        <w:rPr>
-          <w:sz w:val="28"/>
-          <w:szCs w:val="28"/>
-        </w:rPr>
-        <w:t>XX</w:t>
-      </w:r>
-      <w:r>
-        <w:rPr>
-          <w:rFonts w:hint="eastAsia"/>
-          <w:sz w:val="28"/>
-          <w:szCs w:val="28"/>
-        </w:rPr>
-        <w:t>之資產為軟體系統類，其餘各類皆低於可接受風險值</w:t>
-      </w:r>
-      <w:r>
-        <w:rPr>
-          <w:rFonts w:hint="eastAsia"/>
-          <w:sz w:val="28"/>
-          <w:szCs w:val="28"/>
-        </w:rPr>
-        <w:t>。</w:t>
+        <w:t>依據所建議之可接受風險值{{acceptable_risk_level}}(含)為基準，資訊資產風險值高於XX之資產為軟體系統類，其餘各類皆低於可接受風險值。</w:t>
       </w:r>
     </w:p>
     <w:p>
@@ -4229,64 +3920,9 @@
           <w:szCs w:val="28"/>
         </w:rPr>
       </w:pPr>
-      <w:bookmarkStart w:id="49" w:name="_Toc235514534"/>
-      <w:r>
-        <w:rPr>
-          <w:rFonts w:hint="eastAsia"/>
-          <w:sz w:val="28"/>
-          <w:szCs w:val="28"/>
-        </w:rPr>
-        <w:t>總體而言，</w:t>
-      </w:r>
-      <w:r>
-        <w:rPr>
-          <w:rFonts w:hint="eastAsia"/>
-          <w:sz w:val="28"/>
-          <w:szCs w:val="28"/>
-        </w:rPr>
-        <w:t>應針對超過可接受風險值</w:t>
-      </w:r>
-      <w:r>
-        <w:rPr>
-          <w:rFonts w:hint="eastAsia"/>
-          <w:sz w:val="28"/>
-          <w:szCs w:val="28"/>
-        </w:rPr>
-        <w:t>XX</w:t>
-      </w:r>
-      <w:r>
-        <w:rPr>
-          <w:rFonts w:hint="eastAsia"/>
-          <w:sz w:val="28"/>
-          <w:szCs w:val="28"/>
-        </w:rPr>
-        <w:t>以上，亦即共</w:t>
-      </w:r>
-      <w:r>
-        <w:rPr>
-          <w:sz w:val="28"/>
-          <w:szCs w:val="28"/>
-        </w:rPr>
-        <w:t>1</w:t>
-      </w:r>
-      <w:r>
-        <w:rPr>
-          <w:rFonts w:hint="eastAsia"/>
-          <w:sz w:val="28"/>
-          <w:szCs w:val="28"/>
-        </w:rPr>
-        <w:t>項資訊資產，應建立風險處理改善計畫，以利追蹤及風險管控。</w:t>
-      </w:r>
-      <w:r>
-        <w:rPr>
-          <w:rFonts w:hint="eastAsia"/>
-          <w:sz w:val="28"/>
-          <w:szCs w:val="28"/>
-        </w:rPr>
-        <w:t>。</w:t>
-      </w:r>
-      <w:bookmarkEnd w:id="48"/>
-      <w:bookmarkEnd w:id="49"/>
+      <w:r>
+        <w:t>總體而言，應針對超過可接受風險值{{acceptable_risk_level}}以上，亦即共1項資訊資產，應建立風險處理改善計畫，以利追蹤及風險管控。。</w:t>
+      </w:r>
     </w:p>
     <w:p>
       <w:pPr>
@@ -5128,60 +4764,7 @@
               </w:rPr>
             </w:pPr>
             <w:r>
-              <w:rPr>
-                <w:rFonts w:ascii="標楷體" w:hAnsi="標楷體" w:hint="eastAsia"/>
-                <w:szCs w:val="24"/>
-              </w:rPr>
-              <w:t>官網</w:t>
-            </w:r>
-            <w:r>
-              <w:rPr>
-                <w:rFonts w:ascii="標楷體" w:hAnsi="標楷體" w:hint="eastAsia"/>
-                <w:szCs w:val="24"/>
-              </w:rPr>
-              <w:t>網頁主機</w:t>
-            </w:r>
-            <w:r>
-              <w:rPr>
-                <w:rFonts w:ascii="標楷體" w:hAnsi="標楷體"/>
-                <w:szCs w:val="24"/>
-              </w:rPr>
-              <w:t>https://</w:t>
-            </w:r>
-            <w:r>
-              <w:rPr>
-                <w:rFonts w:ascii="標楷體" w:hAnsi="標楷體" w:hint="eastAsia"/>
-                <w:szCs w:val="24"/>
-              </w:rPr>
-              <w:t>XXX</w:t>
-            </w:r>
-            <w:r>
-              <w:rPr>
-                <w:rFonts w:ascii="標楷體" w:hAnsi="標楷體"/>
-                <w:szCs w:val="24"/>
-              </w:rPr>
-              <w:t>.</w:t>
-            </w:r>
-            <w:r>
-              <w:rPr>
-                <w:rFonts w:ascii="標楷體" w:hAnsi="標楷體" w:hint="eastAsia"/>
-                <w:szCs w:val="24"/>
-              </w:rPr>
-              <w:t>XXX</w:t>
-            </w:r>
-            <w:r>
-              <w:rPr>
-                <w:rFonts w:ascii="標楷體" w:hAnsi="標楷體"/>
-                <w:szCs w:val="24"/>
-              </w:rPr>
-              <w:t>.tw</w:t>
-            </w:r>
-            <w:r>
-              <w:rPr>
-                <w:rFonts w:ascii="標楷體" w:hAnsi="標楷體" w:hint="eastAsia"/>
-                <w:szCs w:val="24"/>
-              </w:rPr>
-              <w:t xml:space="preserve"> </w:t>
+              <w:t xml:space="preserve">官網網頁主機https://{{company_domain}} </w:t>
             </w:r>
           </w:p>
         </w:tc>
@@ -5207,11 +4790,7 @@
               </w:rPr>
             </w:pPr>
             <w:r>
-              <w:rPr>
-                <w:rFonts w:ascii="標楷體" w:cs="Arial" w:hint="eastAsia"/>
-                <w:szCs w:val="24"/>
-              </w:rPr>
-              <w:t>OOO</w:t>
+              <w:t>{{company_short_name}}</w:t>
             </w:r>
           </w:p>
         </w:tc>
